--- a/docassemble/SmartDocx_en/data/templates/legal-services-agreement_en.docx
+++ b/docassemble/SmartDocx_en/data/templates/legal-services-agreement_en.docx
@@ -63,49 +63,49 @@
           <w:szCs w:val="20"/>
           <w:lang w:val="sr-Latn-RS"/>
         </w:rPr>
-        <w:t xml:space="preserve">{{ </w:t>
-      </w:r>
-      <w:proofErr w:type="spellStart"/>
-      <w:r>
-        <w:rPr>
-          <w:rFonts w:ascii="Times New Roman" w:hAnsi="Times New Roman" w:cs="Times New Roman"/>
-          <w:color w:val="FF0000"/>
-          <w:sz w:val="20"/>
-          <w:szCs w:val="20"/>
-          <w:lang w:val="sr-Latn-RS"/>
-        </w:rPr>
-        <w:t>lsa_</w:t>
-      </w:r>
-      <w:r>
-        <w:rPr>
-          <w:rFonts w:ascii="Times New Roman" w:hAnsi="Times New Roman" w:cs="Times New Roman"/>
-          <w:color w:val="FF0000"/>
-          <w:sz w:val="20"/>
-          <w:szCs w:val="20"/>
-          <w:lang w:val="sr-Latn-RS"/>
-        </w:rPr>
-        <w:t>lawyer</w:t>
-      </w:r>
-      <w:r>
-        <w:rPr>
-          <w:rFonts w:ascii="Times New Roman" w:hAnsi="Times New Roman" w:cs="Times New Roman"/>
-          <w:color w:val="FF0000"/>
-          <w:sz w:val="20"/>
-          <w:szCs w:val="20"/>
-          <w:lang w:val="sr-Latn-RS"/>
-        </w:rPr>
-        <w:t>_individual</w:t>
-      </w:r>
-      <w:proofErr w:type="spellEnd"/>
-      <w:r>
-        <w:rPr>
-          <w:rFonts w:ascii="Times New Roman" w:hAnsi="Times New Roman" w:cs="Times New Roman"/>
-          <w:color w:val="FF0000"/>
-          <w:sz w:val="20"/>
-          <w:szCs w:val="20"/>
-          <w:lang w:val="sr-Latn-RS"/>
-        </w:rPr>
-        <w:t xml:space="preserve"> }}:</w:t>
+        <w:t xml:space="preserve">{{ lsa_lawyer_individual }}</w:t>
+      </w:r>
+      <w:proofErr w:type="spellStart"/>
+      <w:r>
+        <w:rPr>
+          <w:rFonts w:ascii="Times New Roman" w:hAnsi="Times New Roman" w:cs="Times New Roman"/>
+          <w:color w:val="FF0000"/>
+          <w:sz w:val="20"/>
+          <w:szCs w:val="20"/>
+          <w:lang w:val="sr-Latn-RS"/>
+        </w:rPr>
+        <w:t/>
+      </w:r>
+      <w:r>
+        <w:rPr>
+          <w:rFonts w:ascii="Times New Roman" w:hAnsi="Times New Roman" w:cs="Times New Roman"/>
+          <w:color w:val="FF0000"/>
+          <w:sz w:val="20"/>
+          <w:szCs w:val="20"/>
+          <w:lang w:val="sr-Latn-RS"/>
+        </w:rPr>
+        <w:t/>
+      </w:r>
+      <w:r>
+        <w:rPr>
+          <w:rFonts w:ascii="Times New Roman" w:hAnsi="Times New Roman" w:cs="Times New Roman"/>
+          <w:color w:val="FF0000"/>
+          <w:sz w:val="20"/>
+          <w:szCs w:val="20"/>
+          <w:lang w:val="sr-Latn-RS"/>
+        </w:rPr>
+        <w:t/>
+      </w:r>
+      <w:proofErr w:type="spellEnd"/>
+      <w:r>
+        <w:rPr>
+          <w:rFonts w:ascii="Times New Roman" w:hAnsi="Times New Roman" w:cs="Times New Roman"/>
+          <w:color w:val="FF0000"/>
+          <w:sz w:val="20"/>
+          <w:szCs w:val="20"/>
+          <w:lang w:val="sr-Latn-RS"/>
+        </w:rPr>
+        <w:t xml:space="preserve">:</w:t>
       </w:r>
       <w:r>
         <w:rPr>
@@ -125,49 +125,49 @@
           <w:szCs w:val="20"/>
           <w:lang w:val="sr-Latn-RS"/>
         </w:rPr>
-        <w:t xml:space="preserve">{{ </w:t>
-      </w:r>
-      <w:proofErr w:type="spellStart"/>
-      <w:r>
-        <w:rPr>
-          <w:rFonts w:ascii="Times New Roman" w:hAnsi="Times New Roman" w:cs="Times New Roman"/>
-          <w:color w:val="FF0000"/>
-          <w:sz w:val="20"/>
-          <w:szCs w:val="20"/>
-          <w:lang w:val="sr-Latn-RS"/>
-        </w:rPr>
-        <w:t>lsa_</w:t>
-      </w:r>
-      <w:r>
-        <w:rPr>
-          <w:rFonts w:ascii="Times New Roman" w:hAnsi="Times New Roman" w:cs="Times New Roman"/>
-          <w:color w:val="FF0000"/>
-          <w:sz w:val="20"/>
-          <w:szCs w:val="20"/>
-          <w:lang w:val="sr-Latn-RS"/>
-        </w:rPr>
-        <w:t>lawyer_</w:t>
-      </w:r>
-      <w:r>
-        <w:rPr>
-          <w:rFonts w:ascii="Times New Roman" w:hAnsi="Times New Roman" w:cs="Times New Roman"/>
-          <w:color w:val="FF0000"/>
-          <w:sz w:val="20"/>
-          <w:szCs w:val="20"/>
-          <w:lang w:val="sr-Latn-RS"/>
-        </w:rPr>
-        <w:t>address</w:t>
-      </w:r>
-      <w:proofErr w:type="spellEnd"/>
-      <w:r>
-        <w:rPr>
-          <w:rFonts w:ascii="Times New Roman" w:hAnsi="Times New Roman" w:cs="Times New Roman"/>
-          <w:color w:val="FF0000"/>
-          <w:sz w:val="20"/>
-          <w:szCs w:val="20"/>
-          <w:lang w:val="sr-Latn-RS"/>
-        </w:rPr>
-        <w:t xml:space="preserve"> }}:</w:t>
+        <w:t xml:space="preserve">{{ lsa_lawyer_address }}</w:t>
+      </w:r>
+      <w:proofErr w:type="spellStart"/>
+      <w:r>
+        <w:rPr>
+          <w:rFonts w:ascii="Times New Roman" w:hAnsi="Times New Roman" w:cs="Times New Roman"/>
+          <w:color w:val="FF0000"/>
+          <w:sz w:val="20"/>
+          <w:szCs w:val="20"/>
+          <w:lang w:val="sr-Latn-RS"/>
+        </w:rPr>
+        <w:t/>
+      </w:r>
+      <w:r>
+        <w:rPr>
+          <w:rFonts w:ascii="Times New Roman" w:hAnsi="Times New Roman" w:cs="Times New Roman"/>
+          <w:color w:val="FF0000"/>
+          <w:sz w:val="20"/>
+          <w:szCs w:val="20"/>
+          <w:lang w:val="sr-Latn-RS"/>
+        </w:rPr>
+        <w:t/>
+      </w:r>
+      <w:r>
+        <w:rPr>
+          <w:rFonts w:ascii="Times New Roman" w:hAnsi="Times New Roman" w:cs="Times New Roman"/>
+          <w:color w:val="FF0000"/>
+          <w:sz w:val="20"/>
+          <w:szCs w:val="20"/>
+          <w:lang w:val="sr-Latn-RS"/>
+        </w:rPr>
+        <w:t/>
+      </w:r>
+      <w:proofErr w:type="spellEnd"/>
+      <w:r>
+        <w:rPr>
+          <w:rFonts w:ascii="Times New Roman" w:hAnsi="Times New Roman" w:cs="Times New Roman"/>
+          <w:color w:val="FF0000"/>
+          <w:sz w:val="20"/>
+          <w:szCs w:val="20"/>
+          <w:lang w:val="sr-Latn-RS"/>
+        </w:rPr>
+        <w:t xml:space="preserve">:</w:t>
       </w:r>
       <w:r>
         <w:rPr>
@@ -237,16 +237,16 @@
           <w:sz w:val="20"/>
           <w:szCs w:val="20"/>
         </w:rPr>
-        <w:t xml:space="preserve">{{ </w:t>
-      </w:r>
-      <w:proofErr w:type="spellStart"/>
-      <w:r>
-        <w:rPr>
-          <w:color w:val="FF0000"/>
-          <w:sz w:val="20"/>
-          <w:szCs w:val="20"/>
-        </w:rPr>
-        <w:t>lsa</w:t>
+        <w:t xml:space="preserve">{{ lsa_client_individual }}</w:t>
+      </w:r>
+      <w:proofErr w:type="spellStart"/>
+      <w:r>
+        <w:rPr>
+          <w:color w:val="FF0000"/>
+          <w:sz w:val="20"/>
+          <w:szCs w:val="20"/>
+        </w:rPr>
+        <w:t/>
       </w:r>
       <w:proofErr w:type="spellEnd"/>
       <w:proofErr w:type="gramEnd"/>
@@ -256,35 +256,35 @@
           <w:sz w:val="20"/>
           <w:szCs w:val="20"/>
         </w:rPr>
-        <w:t>_</w:t>
-      </w:r>
-      <w:proofErr w:type="spellStart"/>
-      <w:r>
-        <w:rPr>
-          <w:color w:val="FF0000"/>
-          <w:sz w:val="20"/>
-          <w:szCs w:val="20"/>
-          <w:lang w:val="sr-Latn-RS"/>
-        </w:rPr>
-        <w:t>client</w:t>
-      </w:r>
-      <w:r>
-        <w:rPr>
-          <w:color w:val="FF0000"/>
-          <w:sz w:val="20"/>
-          <w:szCs w:val="20"/>
-          <w:lang w:val="sr-Latn-RS"/>
-        </w:rPr>
-        <w:t>_individual</w:t>
-      </w:r>
-      <w:proofErr w:type="spellEnd"/>
-      <w:r>
-        <w:rPr>
-          <w:color w:val="FF0000"/>
-          <w:sz w:val="20"/>
-          <w:szCs w:val="20"/>
-        </w:rPr>
-        <w:t xml:space="preserve"> }}:</w:t>
+        <w:t/>
+      </w:r>
+      <w:proofErr w:type="spellStart"/>
+      <w:r>
+        <w:rPr>
+          <w:color w:val="FF0000"/>
+          <w:sz w:val="20"/>
+          <w:szCs w:val="20"/>
+          <w:lang w:val="sr-Latn-RS"/>
+        </w:rPr>
+        <w:t/>
+      </w:r>
+      <w:r>
+        <w:rPr>
+          <w:color w:val="FF0000"/>
+          <w:sz w:val="20"/>
+          <w:szCs w:val="20"/>
+          <w:lang w:val="sr-Latn-RS"/>
+        </w:rPr>
+        <w:t/>
+      </w:r>
+      <w:proofErr w:type="spellEnd"/>
+      <w:r>
+        <w:rPr>
+          <w:color w:val="FF0000"/>
+          <w:sz w:val="20"/>
+          <w:szCs w:val="20"/>
+        </w:rPr>
+        <w:t xml:space="preserve">:</w:t>
       </w:r>
       <w:r>
         <w:rPr>
@@ -300,53 +300,53 @@
           <w:sz w:val="20"/>
           <w:szCs w:val="20"/>
         </w:rPr>
-        <w:t xml:space="preserve">{{ </w:t>
-      </w:r>
-      <w:proofErr w:type="spellStart"/>
-      <w:r>
-        <w:rPr>
-          <w:color w:val="FF0000"/>
-          <w:sz w:val="20"/>
-          <w:szCs w:val="20"/>
-        </w:rPr>
-        <w:t>lsa</w:t>
-      </w:r>
-      <w:proofErr w:type="spellEnd"/>
-      <w:r>
-        <w:rPr>
-          <w:color w:val="FF0000"/>
-          <w:sz w:val="20"/>
-          <w:szCs w:val="20"/>
-        </w:rPr>
-        <w:t>_</w:t>
-      </w:r>
-      <w:proofErr w:type="spellStart"/>
-      <w:r>
-        <w:rPr>
-          <w:color w:val="FF0000"/>
-          <w:sz w:val="20"/>
-          <w:szCs w:val="20"/>
-          <w:lang w:val="sr-Latn-RS"/>
-        </w:rPr>
-        <w:t>client_</w:t>
-      </w:r>
-      <w:r>
-        <w:rPr>
-          <w:color w:val="FF0000"/>
-          <w:sz w:val="20"/>
-          <w:szCs w:val="20"/>
-          <w:lang w:val="sr-Latn-RS"/>
-        </w:rPr>
-        <w:t>address</w:t>
-      </w:r>
-      <w:proofErr w:type="spellEnd"/>
-      <w:r>
-        <w:rPr>
-          <w:color w:val="FF0000"/>
-          <w:sz w:val="20"/>
-          <w:szCs w:val="20"/>
-        </w:rPr>
-        <w:t xml:space="preserve"> }}:</w:t>
+        <w:t xml:space="preserve">{{ lsa_client_address }}</w:t>
+      </w:r>
+      <w:proofErr w:type="spellStart"/>
+      <w:r>
+        <w:rPr>
+          <w:color w:val="FF0000"/>
+          <w:sz w:val="20"/>
+          <w:szCs w:val="20"/>
+        </w:rPr>
+        <w:t/>
+      </w:r>
+      <w:proofErr w:type="spellEnd"/>
+      <w:r>
+        <w:rPr>
+          <w:color w:val="FF0000"/>
+          <w:sz w:val="20"/>
+          <w:szCs w:val="20"/>
+        </w:rPr>
+        <w:t/>
+      </w:r>
+      <w:proofErr w:type="spellStart"/>
+      <w:r>
+        <w:rPr>
+          <w:color w:val="FF0000"/>
+          <w:sz w:val="20"/>
+          <w:szCs w:val="20"/>
+          <w:lang w:val="sr-Latn-RS"/>
+        </w:rPr>
+        <w:t/>
+      </w:r>
+      <w:r>
+        <w:rPr>
+          <w:color w:val="FF0000"/>
+          <w:sz w:val="20"/>
+          <w:szCs w:val="20"/>
+          <w:lang w:val="sr-Latn-RS"/>
+        </w:rPr>
+        <w:t/>
+      </w:r>
+      <w:proofErr w:type="spellEnd"/>
+      <w:r>
+        <w:rPr>
+          <w:color w:val="FF0000"/>
+          <w:sz w:val="20"/>
+          <w:szCs w:val="20"/>
+        </w:rPr>
+        <w:t xml:space="preserve">:</w:t>
       </w:r>
       <w:r>
         <w:rPr>
@@ -761,18 +761,18 @@
           <w:szCs w:val="20"/>
           <w:lang w:val="sr-Latn-RS"/>
         </w:rPr>
-        <w:t xml:space="preserve">{{ </w:t>
-      </w:r>
-      <w:proofErr w:type="spellStart"/>
-      <w:r>
-        <w:rPr>
-          <w:rFonts w:ascii="Times New Roman" w:hAnsi="Times New Roman" w:cs="Times New Roman"/>
-          <w:color w:val="FF0000"/>
-          <w:sz w:val="20"/>
-          <w:szCs w:val="20"/>
-          <w:lang w:val="sr-Latn-RS"/>
-        </w:rPr>
-        <w:t>lsa</w:t>
+        <w:t xml:space="preserve">{{ lsa_fee_amount }}</w:t>
+      </w:r>
+      <w:proofErr w:type="spellStart"/>
+      <w:r>
+        <w:rPr>
+          <w:rFonts w:ascii="Times New Roman" w:hAnsi="Times New Roman" w:cs="Times New Roman"/>
+          <w:color w:val="FF0000"/>
+          <w:sz w:val="20"/>
+          <w:szCs w:val="20"/>
+          <w:lang w:val="sr-Latn-RS"/>
+        </w:rPr>
+        <w:t/>
       </w:r>
       <w:proofErr w:type="spellEnd"/>
       <w:proofErr w:type="gramEnd"/>
@@ -784,33 +784,33 @@
           <w:szCs w:val="20"/>
           <w:lang w:val="sr-Latn-RS"/>
         </w:rPr>
-        <w:t>_</w:t>
-      </w:r>
-      <w:proofErr w:type="spellStart"/>
-      <w:r>
-        <w:rPr>
-          <w:color w:val="FF0000"/>
-          <w:sz w:val="20"/>
-          <w:szCs w:val="20"/>
-        </w:rPr>
-        <w:t>fee_amount</w:t>
-      </w:r>
-      <w:proofErr w:type="spellEnd"/>
-      <w:r>
-        <w:rPr>
-          <w:color w:val="FF0000"/>
-          <w:sz w:val="20"/>
-          <w:szCs w:val="20"/>
-        </w:rPr>
-        <w:t xml:space="preserve"> </w:t>
-      </w:r>
-      <w:r>
-        <w:rPr>
-          <w:color w:val="FF0000"/>
-          <w:sz w:val="20"/>
-          <w:szCs w:val="20"/>
-        </w:rPr>
-        <w:t>}}</w:t>
+        <w:t/>
+      </w:r>
+      <w:proofErr w:type="spellStart"/>
+      <w:r>
+        <w:rPr>
+          <w:color w:val="FF0000"/>
+          <w:sz w:val="20"/>
+          <w:szCs w:val="20"/>
+        </w:rPr>
+        <w:t/>
+      </w:r>
+      <w:proofErr w:type="spellEnd"/>
+      <w:r>
+        <w:rPr>
+          <w:color w:val="FF0000"/>
+          <w:sz w:val="20"/>
+          <w:szCs w:val="20"/>
+        </w:rPr>
+        <w:t xml:space="preserve"/>
+      </w:r>
+      <w:r>
+        <w:rPr>
+          <w:color w:val="FF0000"/>
+          <w:sz w:val="20"/>
+          <w:szCs w:val="20"/>
+        </w:rPr>
+        <w:t/>
       </w:r>
       <w:r>
         <w:rPr>
@@ -1965,49 +1965,49 @@
           <w:szCs w:val="20"/>
           <w:lang w:val="sr-Latn-RS"/>
         </w:rPr>
-        <w:t xml:space="preserve">{{ </w:t>
-      </w:r>
-      <w:proofErr w:type="spellStart"/>
-      <w:r>
-        <w:rPr>
-          <w:rFonts w:ascii="Times New Roman" w:hAnsi="Times New Roman" w:cs="Times New Roman"/>
-          <w:color w:val="FF0000"/>
-          <w:sz w:val="20"/>
-          <w:szCs w:val="20"/>
-          <w:lang w:val="sr-Latn-RS"/>
-        </w:rPr>
-        <w:t>lsa_</w:t>
-      </w:r>
-      <w:r>
-        <w:rPr>
-          <w:rFonts w:ascii="Times New Roman" w:hAnsi="Times New Roman" w:cs="Times New Roman"/>
-          <w:color w:val="FF0000"/>
-          <w:sz w:val="20"/>
-          <w:szCs w:val="20"/>
-          <w:lang w:val="sr-Latn-RS"/>
-        </w:rPr>
-        <w:t>date_signed</w:t>
-      </w:r>
-      <w:proofErr w:type="spellEnd"/>
-      <w:r>
-        <w:rPr>
-          <w:rFonts w:ascii="Times New Roman" w:hAnsi="Times New Roman" w:cs="Times New Roman"/>
-          <w:color w:val="FF0000"/>
-          <w:sz w:val="20"/>
-          <w:szCs w:val="20"/>
-          <w:lang w:val="sr-Latn-RS"/>
-        </w:rPr>
-        <w:t xml:space="preserve"> </w:t>
-      </w:r>
-      <w:r>
-        <w:rPr>
-          <w:rFonts w:ascii="Times New Roman" w:hAnsi="Times New Roman" w:cs="Times New Roman"/>
-          <w:color w:val="FF0000"/>
-          <w:sz w:val="20"/>
-          <w:szCs w:val="20"/>
-          <w:lang w:val="sr-Latn-RS"/>
-        </w:rPr>
-        <w:t>}}:</w:t>
+        <w:t xml:space="preserve">{{ lsa_date_signed }}</w:t>
+      </w:r>
+      <w:proofErr w:type="spellStart"/>
+      <w:r>
+        <w:rPr>
+          <w:rFonts w:ascii="Times New Roman" w:hAnsi="Times New Roman" w:cs="Times New Roman"/>
+          <w:color w:val="FF0000"/>
+          <w:sz w:val="20"/>
+          <w:szCs w:val="20"/>
+          <w:lang w:val="sr-Latn-RS"/>
+        </w:rPr>
+        <w:t/>
+      </w:r>
+      <w:r>
+        <w:rPr>
+          <w:rFonts w:ascii="Times New Roman" w:hAnsi="Times New Roman" w:cs="Times New Roman"/>
+          <w:color w:val="FF0000"/>
+          <w:sz w:val="20"/>
+          <w:szCs w:val="20"/>
+          <w:lang w:val="sr-Latn-RS"/>
+        </w:rPr>
+        <w:t/>
+      </w:r>
+      <w:proofErr w:type="spellEnd"/>
+      <w:r>
+        <w:rPr>
+          <w:rFonts w:ascii="Times New Roman" w:hAnsi="Times New Roman" w:cs="Times New Roman"/>
+          <w:color w:val="FF0000"/>
+          <w:sz w:val="20"/>
+          <w:szCs w:val="20"/>
+          <w:lang w:val="sr-Latn-RS"/>
+        </w:rPr>
+        <w:t xml:space="preserve"/>
+      </w:r>
+      <w:r>
+        <w:rPr>
+          <w:rFonts w:ascii="Times New Roman" w:hAnsi="Times New Roman" w:cs="Times New Roman"/>
+          <w:color w:val="FF0000"/>
+          <w:sz w:val="20"/>
+          <w:szCs w:val="20"/>
+          <w:lang w:val="sr-Latn-RS"/>
+        </w:rPr>
+        <w:t>:</w:t>
       </w:r>
       <w:r>
         <w:rPr>
@@ -2049,49 +2049,49 @@
           <w:szCs w:val="20"/>
           <w:lang w:val="sr-Latn-RS"/>
         </w:rPr>
-        <w:t xml:space="preserve">{{ </w:t>
-      </w:r>
-      <w:proofErr w:type="spellStart"/>
-      <w:r>
-        <w:rPr>
-          <w:rFonts w:ascii="Times New Roman" w:hAnsi="Times New Roman" w:cs="Times New Roman"/>
-          <w:color w:val="FF0000"/>
-          <w:sz w:val="20"/>
-          <w:szCs w:val="20"/>
-          <w:lang w:val="sr-Latn-RS"/>
-        </w:rPr>
-        <w:t>lsa_</w:t>
-      </w:r>
-      <w:r>
-        <w:rPr>
-          <w:rFonts w:ascii="Times New Roman" w:hAnsi="Times New Roman" w:cs="Times New Roman"/>
-          <w:color w:val="FF0000"/>
-          <w:sz w:val="20"/>
-          <w:szCs w:val="20"/>
-          <w:lang w:val="sr-Latn-RS"/>
-        </w:rPr>
-        <w:t>client</w:t>
-      </w:r>
-      <w:r>
-        <w:rPr>
-          <w:rFonts w:ascii="Times New Roman" w:hAnsi="Times New Roman" w:cs="Times New Roman"/>
-          <w:color w:val="FF0000"/>
-          <w:sz w:val="20"/>
-          <w:szCs w:val="20"/>
-          <w:lang w:val="sr-Latn-RS"/>
-        </w:rPr>
-        <w:t>_individual</w:t>
-      </w:r>
-      <w:proofErr w:type="spellEnd"/>
-      <w:r>
-        <w:rPr>
-          <w:rFonts w:ascii="Times New Roman" w:hAnsi="Times New Roman" w:cs="Times New Roman"/>
-          <w:color w:val="FF0000"/>
-          <w:sz w:val="20"/>
-          <w:szCs w:val="20"/>
-          <w:lang w:val="sr-Latn-RS"/>
-        </w:rPr>
-        <w:t xml:space="preserve"> }}:</w:t>
+        <w:t xml:space="preserve">{{ lsa_client_individual }}</w:t>
+      </w:r>
+      <w:proofErr w:type="spellStart"/>
+      <w:r>
+        <w:rPr>
+          <w:rFonts w:ascii="Times New Roman" w:hAnsi="Times New Roman" w:cs="Times New Roman"/>
+          <w:color w:val="FF0000"/>
+          <w:sz w:val="20"/>
+          <w:szCs w:val="20"/>
+          <w:lang w:val="sr-Latn-RS"/>
+        </w:rPr>
+        <w:t/>
+      </w:r>
+      <w:r>
+        <w:rPr>
+          <w:rFonts w:ascii="Times New Roman" w:hAnsi="Times New Roman" w:cs="Times New Roman"/>
+          <w:color w:val="FF0000"/>
+          <w:sz w:val="20"/>
+          <w:szCs w:val="20"/>
+          <w:lang w:val="sr-Latn-RS"/>
+        </w:rPr>
+        <w:t/>
+      </w:r>
+      <w:r>
+        <w:rPr>
+          <w:rFonts w:ascii="Times New Roman" w:hAnsi="Times New Roman" w:cs="Times New Roman"/>
+          <w:color w:val="FF0000"/>
+          <w:sz w:val="20"/>
+          <w:szCs w:val="20"/>
+          <w:lang w:val="sr-Latn-RS"/>
+        </w:rPr>
+        <w:t/>
+      </w:r>
+      <w:proofErr w:type="spellEnd"/>
+      <w:r>
+        <w:rPr>
+          <w:rFonts w:ascii="Times New Roman" w:hAnsi="Times New Roman" w:cs="Times New Roman"/>
+          <w:color w:val="FF0000"/>
+          <w:sz w:val="20"/>
+          <w:szCs w:val="20"/>
+          <w:lang w:val="sr-Latn-RS"/>
+        </w:rPr>
+        <w:t xml:space="preserve">:</w:t>
       </w:r>
       <w:r>
         <w:rPr>
@@ -2156,17 +2156,17 @@
           <w:sz w:val="20"/>
           <w:szCs w:val="20"/>
         </w:rPr>
-        <w:t xml:space="preserve">{{ </w:t>
-      </w:r>
-      <w:proofErr w:type="spellStart"/>
-      <w:r>
-        <w:rPr>
-          <w:rFonts w:ascii="Times New Roman" w:hAnsi="Times New Roman" w:cs="Times New Roman"/>
-          <w:color w:val="FF0000"/>
-          <w:sz w:val="20"/>
-          <w:szCs w:val="20"/>
-        </w:rPr>
-        <w:t>lsa</w:t>
+        <w:t xml:space="preserve">{{ lsa_client_signature }}</w:t>
+      </w:r>
+      <w:proofErr w:type="spellStart"/>
+      <w:r>
+        <w:rPr>
+          <w:rFonts w:ascii="Times New Roman" w:hAnsi="Times New Roman" w:cs="Times New Roman"/>
+          <w:color w:val="FF0000"/>
+          <w:sz w:val="20"/>
+          <w:szCs w:val="20"/>
+        </w:rPr>
+        <w:t/>
       </w:r>
       <w:proofErr w:type="gramEnd"/>
       <w:r>
@@ -2176,16 +2176,16 @@
           <w:sz w:val="20"/>
           <w:szCs w:val="20"/>
         </w:rPr>
-        <w:t>_</w:t>
-      </w:r>
-      <w:r>
-        <w:rPr>
-          <w:rFonts w:ascii="Times New Roman" w:hAnsi="Times New Roman" w:cs="Times New Roman"/>
-          <w:color w:val="FF0000"/>
-          <w:sz w:val="20"/>
-          <w:szCs w:val="20"/>
-        </w:rPr>
-        <w:t>client_signature</w:t>
+        <w:t/>
+      </w:r>
+      <w:r>
+        <w:rPr>
+          <w:rFonts w:ascii="Times New Roman" w:hAnsi="Times New Roman" w:cs="Times New Roman"/>
+          <w:color w:val="FF0000"/>
+          <w:sz w:val="20"/>
+          <w:szCs w:val="20"/>
+        </w:rPr>
+        <w:t/>
       </w:r>
       <w:proofErr w:type="spellEnd"/>
       <w:r>
@@ -2197,7 +2197,7 @@
           <w:sz w:val="20"/>
           <w:szCs w:val="20"/>
         </w:rPr>
-        <w:t xml:space="preserve"> }}</w:t>
+        <w:t xml:space="preserve"/>
       </w:r>
     </w:p>
     <w:p>
@@ -2269,49 +2269,49 @@
           <w:szCs w:val="20"/>
           <w:lang w:val="sr-Latn-RS"/>
         </w:rPr>
-        <w:t xml:space="preserve">{{ </w:t>
-      </w:r>
-      <w:proofErr w:type="spellStart"/>
-      <w:r>
-        <w:rPr>
-          <w:rFonts w:ascii="Times New Roman" w:hAnsi="Times New Roman" w:cs="Times New Roman"/>
-          <w:color w:val="FF0000"/>
-          <w:sz w:val="20"/>
-          <w:szCs w:val="20"/>
-          <w:lang w:val="sr-Latn-RS"/>
-        </w:rPr>
-        <w:t>lsa_</w:t>
-      </w:r>
-      <w:r>
-        <w:rPr>
-          <w:rFonts w:ascii="Times New Roman" w:hAnsi="Times New Roman" w:cs="Times New Roman"/>
-          <w:color w:val="FF0000"/>
-          <w:sz w:val="20"/>
-          <w:szCs w:val="20"/>
-          <w:lang w:val="sr-Latn-RS"/>
-        </w:rPr>
-        <w:t>lawyer</w:t>
-      </w:r>
-      <w:r>
-        <w:rPr>
-          <w:rFonts w:ascii="Times New Roman" w:hAnsi="Times New Roman" w:cs="Times New Roman"/>
-          <w:color w:val="FF0000"/>
-          <w:sz w:val="20"/>
-          <w:szCs w:val="20"/>
-          <w:lang w:val="sr-Latn-RS"/>
-        </w:rPr>
-        <w:t>_individual</w:t>
-      </w:r>
-      <w:proofErr w:type="spellEnd"/>
-      <w:r>
-        <w:rPr>
-          <w:rFonts w:ascii="Times New Roman" w:hAnsi="Times New Roman" w:cs="Times New Roman"/>
-          <w:color w:val="FF0000"/>
-          <w:sz w:val="20"/>
-          <w:szCs w:val="20"/>
-          <w:lang w:val="sr-Latn-RS"/>
-        </w:rPr>
-        <w:t xml:space="preserve"> }}:</w:t>
+        <w:t xml:space="preserve">{{ lsa_lawyer_individual }}</w:t>
+      </w:r>
+      <w:proofErr w:type="spellStart"/>
+      <w:r>
+        <w:rPr>
+          <w:rFonts w:ascii="Times New Roman" w:hAnsi="Times New Roman" w:cs="Times New Roman"/>
+          <w:color w:val="FF0000"/>
+          <w:sz w:val="20"/>
+          <w:szCs w:val="20"/>
+          <w:lang w:val="sr-Latn-RS"/>
+        </w:rPr>
+        <w:t/>
+      </w:r>
+      <w:r>
+        <w:rPr>
+          <w:rFonts w:ascii="Times New Roman" w:hAnsi="Times New Roman" w:cs="Times New Roman"/>
+          <w:color w:val="FF0000"/>
+          <w:sz w:val="20"/>
+          <w:szCs w:val="20"/>
+          <w:lang w:val="sr-Latn-RS"/>
+        </w:rPr>
+        <w:t/>
+      </w:r>
+      <w:r>
+        <w:rPr>
+          <w:rFonts w:ascii="Times New Roman" w:hAnsi="Times New Roman" w:cs="Times New Roman"/>
+          <w:color w:val="FF0000"/>
+          <w:sz w:val="20"/>
+          <w:szCs w:val="20"/>
+          <w:lang w:val="sr-Latn-RS"/>
+        </w:rPr>
+        <w:t/>
+      </w:r>
+      <w:proofErr w:type="spellEnd"/>
+      <w:r>
+        <w:rPr>
+          <w:rFonts w:ascii="Times New Roman" w:hAnsi="Times New Roman" w:cs="Times New Roman"/>
+          <w:color w:val="FF0000"/>
+          <w:sz w:val="20"/>
+          <w:szCs w:val="20"/>
+          <w:lang w:val="sr-Latn-RS"/>
+        </w:rPr>
+        <w:t xml:space="preserve">:</w:t>
       </w:r>
       <w:r>
         <w:rPr>
